--- a/output/documentation-2026-09-28/01_Описание_системы.docx
+++ b/output/documentation-2026-09-28/01_Описание_системы.docx
@@ -48,7 +48,7 @@
         <w:jc w:val="center"/>
       </w:pPr>
       <w:r>
-        <w:t>Программная версия 9fb10f8</w:t>
+        <w:t>Программная версия v1.0</w:t>
       </w:r>
     </w:p>
     <w:p>
@@ -1479,7 +1479,7 @@
     </w:p>
     <w:p>
       <w:r>
-        <w:t>Описание относится к исходному коду 9fb10f8 в репозитории kolloko2/112-ai-trainer. Дата выпуска документов — 28.09.2026. Названия экранов и команды приведены для этой версии.</w:t>
+        <w:t>Описание относится к исходному коду v1.0 в репозитории kolloko2/112-ai-trainer. Дата выпуска документов — 28.09.2026. Названия экранов и команды приведены для этой версии.</w:t>
       </w:r>
     </w:p>
     <w:p>

--- a/output/documentation-2026-09-28/01_Описание_системы.docx
+++ b/output/documentation-2026-09-28/01_Описание_системы.docx
@@ -313,7 +313,7 @@
     </w:p>
     <w:p>
       <w:r>
-        <w:t>112 AI Trainer предназначен для подготовки диспетчеров дежурно-диспетчерских служб. Обучающийся получает карточку происшествия, проверяет её, принимает решение о приёме, назначает бригаду, передаёт сведения дежурному и отражает ход реагирования. Преподаватель формирует задания, управляет занятием и оценивает действия. Администратор обслуживает локальный программный комплекс.</w:t>
+        <w:t>112 AI Trainer предназначен для подготовки диспетчеров дежурно-диспетчерских служб. Обучающийся получает карточку происшествия, проверяет её, принимает решение о приёме, назначает бригаду, докладывает бригаде и вышестоящему начальнику по телефону и отражает ход реагирования. Преподаватель формирует задания, управляет занятием и оценивает действия. Администратор обслуживает локальный программный комплекс.</w:t>
       </w:r>
     </w:p>
     <w:p>
